--- a/public/wzory/PSF_PAK3_Formularz_rozliczenia_szablon.docx
+++ b/public/wzory/PSF_PAK3_Formularz_rozliczenia_szablon.docx
@@ -194,6 +194,9 @@
                 <w:sz w:val="22"/>
                 <w:szCs w:val="22"/>
               </w:rPr>
+            </w:r>
+            <w:r>
+              <w:t>{{nr_umowy}}</w:t>
             </w:r>
           </w:p>
         </w:tc>

--- a/public/wzory/PSF_PAK3_Formularz_rozliczenia_szablon.docx
+++ b/public/wzory/PSF_PAK3_Formularz_rozliczenia_szablon.docx
@@ -583,7 +583,7 @@
                 <w:sz w:val="22"/>
                 <w:szCs w:val="22"/>
               </w:rPr>
-              <w:t xml:space="preserve">☐ Stacjonarna   ☐ Zdalna   ☐ Mieszana</w:t>
+              <w:t xml:space="preserve">☒ Stacjonarna   ☐ Zdalna   ☐ Mieszana</w:t>
             </w:r>
           </w:p>
         </w:tc>
